--- a/lab/exp1/report/实验1_JSP应用_崔子霖_2315302125.docx
+++ b/lab/exp1/report/实验1_JSP应用_崔子霖_2315302125.docx
@@ -915,7 +915,7 @@
           <w:color w:val="0000FF"/>
           <w:sz w:val="24"/>
         </w:rPr>
-        <w:t>本次实验根据实验指导书要求完成了一个 JSP 应用。用户在 login.jsp 页面输入姓名和年龄后提交到 manger_control.jsp 页面。该页面接收请求参数并判断用户年龄：当年龄大于等于 18 岁时，使用 jsp:forward 动作跳转到 welcome.jsp 页面，并显示“允许访问”的提示信息；当年龄小于 18 岁时，跳转到 forbid.jsp 页面，并显示“禁止访问”的提示信息。</w:t>
+        <w:t>本次实验根据实验指导书要求完成了一个 JSP 应用。用户在 login.jsp 页面输入姓名和年龄后提交到 manger_control.jsp 页面。该页面接收请求参数并判断用户年龄：当年龄大于等于 18 岁时，使用 jsp:forward 动作跳转到 welcome.jsp 页面，并显示允许访问的信息；当年龄小于 18 岁时，跳转到 forbid.jsp 页面，并显示禁止访问的信息。</w:t>
         <w:br/>
         <w:br/>
         <w:t>在页面设计中，welcome.jsp 和 forbid.jsp 都配置了 errorhandle.jsp 作为错误处理页面，用于统一处理异常。同时，login.jsp、welcome.jsp 和 forbid.jsp 底部都通过 jsp:include 动态加载 links.jsp 中的友情链接内容，实现了公共页面片段的复用。</w:t>
@@ -975,7 +975,7 @@
       </w:pPr>
       <w:r>
         <w:rPr>
-          <w:rFonts w:hint="eastAsia" w:ascii="黑体" w:hAnsi="黑体" w:eastAsia="黑体"/>
+          <w:rFonts w:hint="eastAsia"/>
           <w:b/>
           <w:bCs/>
           <w:sz w:val="24"/>
@@ -1020,7 +1020,7 @@
     <w:p>
       <w:pPr>
         <w:spacing w:line="360" w:lineRule="auto"/>
-        <w:ind w:firstLine="476"/>
+        <w:ind w:firstLine="420"/>
         <w:rPr>
           <w:rFonts w:ascii="宋体" w:hAnsi="宋体"/>
           <w:color w:val="0000FF"/>
@@ -1062,12 +1062,9 @@
         <w:jc w:val="center"/>
       </w:pPr>
       <w:r>
-        <w:br/>
-      </w:r>
-      <w:r>
         <w:drawing>
           <wp:inline xmlns:a="http://schemas.openxmlformats.org/drawingml/2006/main" xmlns:pic="http://schemas.openxmlformats.org/drawingml/2006/picture">
-            <wp:extent cx="5328000" cy="3344095"/>
+            <wp:extent cx="5328000" cy="3340656"/>
             <wp:docPr id="2" name="Picture 2"/>
             <wp:cNvGraphicFramePr>
               <a:graphicFrameLocks noChangeAspect="1"/>
@@ -1076,7 +1073,7 @@
               <a:graphicData uri="http://schemas.openxmlformats.org/drawingml/2006/picture">
                 <pic:pic>
                   <pic:nvPicPr>
-                    <pic:cNvPr id="0" name="code_login.png"/>
+                    <pic:cNvPr id="0" name="code_login.jpg"/>
                     <pic:cNvPicPr/>
                   </pic:nvPicPr>
                   <pic:blipFill>
@@ -1088,7 +1085,7 @@
                   <pic:spPr>
                     <a:xfrm>
                       <a:off x="0" y="0"/>
-                      <a:ext cx="5328000" cy="3344095"/>
+                      <a:ext cx="5328000" cy="3340656"/>
                     </a:xfrm>
                     <a:prstGeom prst="rect"/>
                   </pic:spPr>
@@ -1116,12 +1113,9 @@
         <w:jc w:val="center"/>
       </w:pPr>
       <w:r>
-        <w:br/>
-      </w:r>
-      <w:r>
         <w:drawing>
           <wp:inline xmlns:a="http://schemas.openxmlformats.org/drawingml/2006/main" xmlns:pic="http://schemas.openxmlformats.org/drawingml/2006/picture">
-            <wp:extent cx="5328000" cy="3344095"/>
+            <wp:extent cx="5328000" cy="3340656"/>
             <wp:docPr id="3" name="Picture 3"/>
             <wp:cNvGraphicFramePr>
               <a:graphicFrameLocks noChangeAspect="1"/>
@@ -1130,7 +1124,7 @@
               <a:graphicData uri="http://schemas.openxmlformats.org/drawingml/2006/picture">
                 <pic:pic>
                   <pic:nvPicPr>
-                    <pic:cNvPr id="0" name="code_manager_control.png"/>
+                    <pic:cNvPr id="0" name="code_manager_control.jpg"/>
                     <pic:cNvPicPr/>
                   </pic:nvPicPr>
                   <pic:blipFill>
@@ -1142,7 +1136,7 @@
                   <pic:spPr>
                     <a:xfrm>
                       <a:off x="0" y="0"/>
-                      <a:ext cx="5328000" cy="3344095"/>
+                      <a:ext cx="5328000" cy="3340656"/>
                     </a:xfrm>
                     <a:prstGeom prst="rect"/>
                   </pic:spPr>
@@ -1170,12 +1164,9 @@
         <w:jc w:val="center"/>
       </w:pPr>
       <w:r>
-        <w:br/>
-      </w:r>
-      <w:r>
         <w:drawing>
           <wp:inline xmlns:a="http://schemas.openxmlformats.org/drawingml/2006/main" xmlns:pic="http://schemas.openxmlformats.org/drawingml/2006/picture">
-            <wp:extent cx="5328000" cy="3344095"/>
+            <wp:extent cx="5328000" cy="3340656"/>
             <wp:docPr id="4" name="Picture 4"/>
             <wp:cNvGraphicFramePr>
               <a:graphicFrameLocks noChangeAspect="1"/>
@@ -1184,7 +1175,7 @@
               <a:graphicData uri="http://schemas.openxmlformats.org/drawingml/2006/picture">
                 <pic:pic>
                   <pic:nvPicPr>
-                    <pic:cNvPr id="0" name="run_login_empty.png"/>
+                    <pic:cNvPr id="0" name="run_login_empty.jpg"/>
                     <pic:cNvPicPr/>
                   </pic:nvPicPr>
                   <pic:blipFill>
@@ -1196,7 +1187,7 @@
                   <pic:spPr>
                     <a:xfrm>
                       <a:off x="0" y="0"/>
-                      <a:ext cx="5328000" cy="3344095"/>
+                      <a:ext cx="5328000" cy="3340656"/>
                     </a:xfrm>
                     <a:prstGeom prst="rect"/>
                   </pic:spPr>
@@ -1224,12 +1215,9 @@
         <w:jc w:val="center"/>
       </w:pPr>
       <w:r>
-        <w:br/>
-      </w:r>
-      <w:r>
         <w:drawing>
           <wp:inline xmlns:a="http://schemas.openxmlformats.org/drawingml/2006/main" xmlns:pic="http://schemas.openxmlformats.org/drawingml/2006/picture">
-            <wp:extent cx="5328000" cy="3344095"/>
+            <wp:extent cx="5328000" cy="3340656"/>
             <wp:docPr id="5" name="Picture 5"/>
             <wp:cNvGraphicFramePr>
               <a:graphicFrameLocks noChangeAspect="1"/>
@@ -1238,7 +1226,7 @@
               <a:graphicData uri="http://schemas.openxmlformats.org/drawingml/2006/picture">
                 <pic:pic>
                   <pic:nvPicPr>
-                    <pic:cNvPr id="0" name="run_login_adult_input.png"/>
+                    <pic:cNvPr id="0" name="run_login_adult_input.jpg"/>
                     <pic:cNvPicPr/>
                   </pic:nvPicPr>
                   <pic:blipFill>
@@ -1250,7 +1238,7 @@
                   <pic:spPr>
                     <a:xfrm>
                       <a:off x="0" y="0"/>
-                      <a:ext cx="5328000" cy="3344095"/>
+                      <a:ext cx="5328000" cy="3340656"/>
                     </a:xfrm>
                     <a:prstGeom prst="rect"/>
                   </pic:spPr>
@@ -1278,12 +1266,9 @@
         <w:jc w:val="center"/>
       </w:pPr>
       <w:r>
-        <w:br/>
-      </w:r>
-      <w:r>
         <w:drawing>
           <wp:inline xmlns:a="http://schemas.openxmlformats.org/drawingml/2006/main" xmlns:pic="http://schemas.openxmlformats.org/drawingml/2006/picture">
-            <wp:extent cx="5328000" cy="3344095"/>
+            <wp:extent cx="5328000" cy="3340656"/>
             <wp:docPr id="6" name="Picture 6"/>
             <wp:cNvGraphicFramePr>
               <a:graphicFrameLocks noChangeAspect="1"/>
@@ -1292,7 +1277,7 @@
               <a:graphicData uri="http://schemas.openxmlformats.org/drawingml/2006/picture">
                 <pic:pic>
                   <pic:nvPicPr>
-                    <pic:cNvPr id="0" name="run_welcome.png"/>
+                    <pic:cNvPr id="0" name="run_welcome.jpg"/>
                     <pic:cNvPicPr/>
                   </pic:nvPicPr>
                   <pic:blipFill>
@@ -1304,7 +1289,7 @@
                   <pic:spPr>
                     <a:xfrm>
                       <a:off x="0" y="0"/>
-                      <a:ext cx="5328000" cy="3344095"/>
+                      <a:ext cx="5328000" cy="3340656"/>
                     </a:xfrm>
                     <a:prstGeom prst="rect"/>
                   </pic:spPr>
@@ -1332,12 +1317,9 @@
         <w:jc w:val="center"/>
       </w:pPr>
       <w:r>
-        <w:br/>
-      </w:r>
-      <w:r>
         <w:drawing>
           <wp:inline xmlns:a="http://schemas.openxmlformats.org/drawingml/2006/main" xmlns:pic="http://schemas.openxmlformats.org/drawingml/2006/picture">
-            <wp:extent cx="5328000" cy="3344095"/>
+            <wp:extent cx="5328000" cy="3340656"/>
             <wp:docPr id="7" name="Picture 7"/>
             <wp:cNvGraphicFramePr>
               <a:graphicFrameLocks noChangeAspect="1"/>
@@ -1346,7 +1328,7 @@
               <a:graphicData uri="http://schemas.openxmlformats.org/drawingml/2006/picture">
                 <pic:pic>
                   <pic:nvPicPr>
-                    <pic:cNvPr id="0" name="run_minor_input.png"/>
+                    <pic:cNvPr id="0" name="run_minor_input.jpg"/>
                     <pic:cNvPicPr/>
                   </pic:nvPicPr>
                   <pic:blipFill>
@@ -1358,7 +1340,7 @@
                   <pic:spPr>
                     <a:xfrm>
                       <a:off x="0" y="0"/>
-                      <a:ext cx="5328000" cy="3344095"/>
+                      <a:ext cx="5328000" cy="3340656"/>
                     </a:xfrm>
                     <a:prstGeom prst="rect"/>
                   </pic:spPr>
@@ -1386,12 +1368,9 @@
         <w:jc w:val="center"/>
       </w:pPr>
       <w:r>
-        <w:br/>
-      </w:r>
-      <w:r>
         <w:drawing>
           <wp:inline xmlns:a="http://schemas.openxmlformats.org/drawingml/2006/main" xmlns:pic="http://schemas.openxmlformats.org/drawingml/2006/picture">
-            <wp:extent cx="5328000" cy="3344095"/>
+            <wp:extent cx="5328000" cy="3340656"/>
             <wp:docPr id="8" name="Picture 8"/>
             <wp:cNvGraphicFramePr>
               <a:graphicFrameLocks noChangeAspect="1"/>
@@ -1400,7 +1379,7 @@
               <a:graphicData uri="http://schemas.openxmlformats.org/drawingml/2006/picture">
                 <pic:pic>
                   <pic:nvPicPr>
-                    <pic:cNvPr id="0" name="run_forbid.png"/>
+                    <pic:cNvPr id="0" name="run_forbid.jpg"/>
                     <pic:cNvPicPr/>
                   </pic:nvPicPr>
                   <pic:blipFill>
@@ -1412,7 +1391,7 @@
                   <pic:spPr>
                     <a:xfrm>
                       <a:off x="0" y="0"/>
-                      <a:ext cx="5328000" cy="3344095"/>
+                      <a:ext cx="5328000" cy="3340656"/>
                     </a:xfrm>
                     <a:prstGeom prst="rect"/>
                   </pic:spPr>
